--- a/REVISI_HAL05_FIHRIS.docx
+++ b/REVISI_HAL05_FIHRIS.docx
@@ -34,7 +34,7 @@
         <w:rPr>
           <w:rFonts w:ascii="Scheherazade New" w:hAnsi="Scheherazade New"/>
           <w:color w:val="1A237E"/>
-          <w:sz w:val="28"/>
+          <w:sz w:val="25"/>
         </w:rPr>
         <w:t>فِهْرِسُ مُجَرَّبَاتِ الشَّيْخِ الْبَشِيرِ</w:t>
       </w:r>
@@ -55,7 +55,7 @@
         <w:rPr>
           <w:rFonts w:ascii="Scheherazade New" w:hAnsi="Scheherazade New"/>
           <w:color w:val="1A237E"/>
-          <w:sz w:val="28"/>
+          <w:sz w:val="25"/>
         </w:rPr>
         <w:t>1. طَرِيقَةُ الْمَيْسَرَةِ فِي جَلْبِ الْأَرْزَاقِ</w:t>
       </w:r>
@@ -76,7 +76,7 @@
         <w:rPr>
           <w:rFonts w:ascii="Scheherazade New" w:hAnsi="Scheherazade New"/>
           <w:color w:val="1A237E"/>
-          <w:sz w:val="28"/>
+          <w:sz w:val="25"/>
         </w:rPr>
         <w:t>2. فَائِدَةٌ مُحْرِقَةٌ طَارِدَةٌ لِلْجِنِّ وَ الْمَرَدَةِ بِإِذْنِ اللهِ</w:t>
       </w:r>
@@ -97,7 +97,7 @@
         <w:rPr>
           <w:rFonts w:ascii="Scheherazade New" w:hAnsi="Scheherazade New"/>
           <w:color w:val="1A237E"/>
-          <w:sz w:val="28"/>
+          <w:sz w:val="25"/>
         </w:rPr>
         <w:t>3. فَائِدَةٌ قَاطِعَةٌ لِعِلَاجِ الْمَسِّ</w:t>
       </w:r>
@@ -118,7 +118,7 @@
         <w:rPr>
           <w:rFonts w:ascii="Scheherazade New" w:hAnsi="Scheherazade New"/>
           <w:color w:val="1A237E"/>
-          <w:sz w:val="28"/>
+          <w:sz w:val="25"/>
         </w:rPr>
         <w:t>4. الزَّجْرُ الْقَاطِعُ لِأَخْذِ الْعَهْدِ وَ الْمِيثَاقِ عَلَى خَادِمِ الْاِسْتِنْزَالِ</w:t>
       </w:r>
@@ -139,7 +139,7 @@
         <w:rPr>
           <w:rFonts w:ascii="Scheherazade New" w:hAnsi="Scheherazade New"/>
           <w:color w:val="1A237E"/>
-          <w:sz w:val="28"/>
+          <w:sz w:val="25"/>
         </w:rPr>
         <w:t>5. فَائِدَةٌ لِطَرْدِ عَطْلُوشٍ مُفْسِدِ الْأَعْمَالِ الرُّوحَانِيَّةِ</w:t>
       </w:r>
@@ -160,7 +160,7 @@
         <w:rPr>
           <w:rFonts w:ascii="Scheherazade New" w:hAnsi="Scheherazade New"/>
           <w:color w:val="1A237E"/>
-          <w:sz w:val="28"/>
+          <w:sz w:val="25"/>
         </w:rPr>
         <w:t>6. الدُّرَّةُ النُّورَانِيَّةُ فِي عِلَاجِ الْأَعْرَاضِ الرُّوحَانِيَّةِ</w:t>
       </w:r>
@@ -181,7 +181,7 @@
         <w:rPr>
           <w:rFonts w:ascii="Scheherazade New" w:hAnsi="Scheherazade New"/>
           <w:color w:val="1A237E"/>
-          <w:sz w:val="28"/>
+          <w:sz w:val="25"/>
         </w:rPr>
         <w:t>7. فَائِدَةٌ فِي تَدْمِيرِ الظَّالِمِ</w:t>
       </w:r>
@@ -202,7 +202,7 @@
         <w:rPr>
           <w:rFonts w:ascii="Scheherazade New" w:hAnsi="Scheherazade New"/>
           <w:color w:val="1A237E"/>
-          <w:sz w:val="28"/>
+          <w:sz w:val="25"/>
         </w:rPr>
         <w:t>8. فَائِدَةٌ مُجَرَّبَةٌ لِقَهْرِ الْقَرِينِ</w:t>
       </w:r>
@@ -223,7 +223,7 @@
         <w:rPr>
           <w:rFonts w:ascii="Scheherazade New" w:hAnsi="Scheherazade New"/>
           <w:color w:val="1A237E"/>
-          <w:sz w:val="28"/>
+          <w:sz w:val="25"/>
         </w:rPr>
         <w:t>9. السَّيْفُ الْبَتَّارُ لِدَفْعِ مَيْمُونٍ الْغَدَّارِ</w:t>
       </w:r>
@@ -244,7 +244,7 @@
         <w:rPr>
           <w:rFonts w:ascii="Scheherazade New" w:hAnsi="Scheherazade New"/>
           <w:color w:val="1A237E"/>
-          <w:sz w:val="28"/>
+          <w:sz w:val="25"/>
         </w:rPr>
         <w:t>10. فَائِدَةٌ قَاطِعَةٌ لِرَدِّ الْخَادِمِ</w:t>
       </w:r>
@@ -265,7 +265,7 @@
         <w:rPr>
           <w:rFonts w:ascii="Scheherazade New" w:hAnsi="Scheherazade New"/>
           <w:color w:val="1A237E"/>
-          <w:sz w:val="28"/>
+          <w:sz w:val="25"/>
         </w:rPr>
         <w:t>11. دُعَاءُ الْخَائِفِ</w:t>
       </w:r>
@@ -286,7 +286,7 @@
         <w:rPr>
           <w:rFonts w:ascii="Scheherazade New" w:hAnsi="Scheherazade New"/>
           <w:color w:val="1A237E"/>
-          <w:sz w:val="28"/>
+          <w:sz w:val="25"/>
         </w:rPr>
         <w:t>12. الْآيَاتُ الْعَشْرُ الْمُبْطِلَاتُ لِلنَّفْثِ وَ السِّحْرِ</w:t>
       </w:r>
@@ -307,7 +307,7 @@
         <w:rPr>
           <w:rFonts w:ascii="Scheherazade New" w:hAnsi="Scheherazade New"/>
           <w:color w:val="1A237E"/>
-          <w:sz w:val="28"/>
+          <w:sz w:val="25"/>
         </w:rPr>
         <w:t>13. فَائِدَةٌ فِي الْكَشْفِ الْمَنَامِيِّ</w:t>
       </w:r>
@@ -327,7 +327,7 @@
           <w:color w:val="1A237E"/>
           <w:sz w:val="18"/>
         </w:rPr>
-        <w:t>Fihrisu Mujarrabāti ash-Shaykhi al-Bashīri</w:t>
+        <w:t>Fihrisu Mujarrabāti asy-Syaykhi al-Basyīri</w:t>
       </w:r>
     </w:p>
     <w:p>
@@ -337,7 +337,7 @@
           <w:color w:val="1A237E"/>
           <w:sz w:val="18"/>
         </w:rPr>
-        <w:t>1. Ṭarīqatu al-Maysarati fī Jalbi al-Arzāqi</w:t>
+        <w:t>1. Tharīqatu al-Maysarati fī Jalbi al-Arzāqi</w:t>
       </w:r>
     </w:p>
     <w:p>
@@ -347,7 +347,7 @@
           <w:color w:val="1A237E"/>
           <w:sz w:val="18"/>
         </w:rPr>
-        <w:t>2. Fā'idatun Muḥriqatun Ṭāridatun lil-Jinni wa al-Maradati bi-idhni Allāhi</w:t>
+        <w:t>2. Fā'idatun Muḥriqatun Thāridatun lil-Jinni wa al-Maradati bi-idzni Allāhi</w:t>
       </w:r>
     </w:p>
     <w:p>
@@ -357,7 +357,7 @@
           <w:color w:val="1A237E"/>
           <w:sz w:val="18"/>
         </w:rPr>
-        <w:t>3. Fā'idatun Qāṭiʿatun li-ʿIlāji al-Massi</w:t>
+        <w:t>3. Fā'idatun Qāthiʿatun li-ʿIlāji al-Massi</w:t>
       </w:r>
     </w:p>
     <w:p>
@@ -367,7 +367,7 @@
           <w:color w:val="1A237E"/>
           <w:sz w:val="18"/>
         </w:rPr>
-        <w:t>4. az-Zajru al-Qāṭiʿu li-Akhdhi al-ʿAhdi wa al-Mīthāqi ʿalā Khādimi al-Istinzāli</w:t>
+        <w:t>4. az-Zajru al-Qāthiʿu li-Akhdzi al-ʿAhdi wa al-Mītsāqi ʿalā Khādimi al-Istinzāli</w:t>
       </w:r>
     </w:p>
     <w:p>
@@ -377,7 +377,7 @@
           <w:color w:val="1A237E"/>
           <w:sz w:val="18"/>
         </w:rPr>
-        <w:t>5. Fā'idatun li-Ṭardi ʿAṭlūshin Mufsidi al-Aʿmāli ar-Rūḥāniyyati</w:t>
+        <w:t>5. Fā'idatun li-Thardi ʿAthlūsyin Mufsidi al-Aʿmāli ar-Rūḥāniyyati</w:t>
       </w:r>
     </w:p>
     <w:p>
@@ -387,7 +387,7 @@
           <w:color w:val="1A237E"/>
           <w:sz w:val="18"/>
         </w:rPr>
-        <w:t>6. ad-Durratu an-Nūrāniyyatu fī ʿIlāji al-Aʿrāḍi ar-Rūḥāniyyati</w:t>
+        <w:t>6. ad-Durratu an-Nūrāniyyatu fī ʿIlāji al-Aʿrādhi ar-Rūḥāniyyati</w:t>
       </w:r>
     </w:p>
     <w:p>
@@ -397,7 +397,7 @@
           <w:color w:val="1A237E"/>
           <w:sz w:val="18"/>
         </w:rPr>
-        <w:t>7. Fā'idatun fī Tadmīri aẓ-Ẓālimi</w:t>
+        <w:t>7. Fā'idatun fī Tadmīri azh-Zhālimi</w:t>
       </w:r>
     </w:p>
     <w:p>
@@ -427,7 +427,7 @@
           <w:color w:val="1A237E"/>
           <w:sz w:val="18"/>
         </w:rPr>
-        <w:t>10. Fā'idatun Qāṭiʿatun li-Raddi al-Khādimi</w:t>
+        <w:t>10. Fā'idatun Qāthiʿatun li-Raddi al-Khādimi</w:t>
       </w:r>
     </w:p>
     <w:p>
@@ -447,7 +447,7 @@
           <w:color w:val="1A237E"/>
           <w:sz w:val="18"/>
         </w:rPr>
-        <w:t>12. al-Āyātu al-ʿAshru al-Mubṭilātu li-an-Nafthi wa as-Siḥri</w:t>
+        <w:t>12. al-Āyātu al-ʿAsyru al-Mubthilātu li-an-Naftsi wa as-Siḥri</w:t>
       </w:r>
     </w:p>
     <w:p>
@@ -457,7 +457,7 @@
           <w:color w:val="1A237E"/>
           <w:sz w:val="18"/>
         </w:rPr>
-        <w:t>13. Fā'idatun fī al-Kashfi al-Manāmiyyi</w:t>
+        <w:t>13. Fā'idatun fī al-Kasyfi al-Manāmiyyi</w:t>
       </w:r>
     </w:p>
     <w:p>
@@ -689,8 +689,6 @@
     <w:p>
       <w:r>
         <w:rPr>
-          <w:rFonts w:ascii="Calibri" w:hAnsi="Calibri"/>
-          <w:i w:val="0"/>
           <w:sz w:val="17"/>
         </w:rPr>
         <w:t>Daftar isi kitab: 13 faedah utama dari Maysarah (rezeki) hingga Kasyaf Manami (singkap mimpi). Daftar ini menjadi peta isi kitab — tidak ada amalan di halaman ini, hanya penunjuk judul faedah.</w:t>
@@ -707,8 +705,6 @@
     <w:p>
       <w:r>
         <w:rPr>
-          <w:rFonts w:ascii="Calibri" w:hAnsi="Calibri"/>
-          <w:i w:val="0"/>
           <w:sz w:val="17"/>
         </w:rPr>
         <w:t>Halaman fihris tidak ada wirid khusus — hanya penunjuk. Pilih faedah sesuai hajat setelah mendapat ijazah Hal03, dan baca dengan adab mencari ilmu yang diridhai Allah.</w:t>
@@ -718,7 +714,7 @@
       <w:headerReference w:type="default" r:id="rId9"/>
       <w:footerReference w:type="default" r:id="rId10"/>
       <w:pgSz w:w="11909" w:h="16834"/>
-      <w:pgMar w:top="864" w:right="1008" w:bottom="864" w:left="1008" w:header="432" w:footer="432" w:gutter="0"/>
+      <w:pgMar w:top="792" w:right="936" w:bottom="792" w:left="936" w:header="432" w:footer="432" w:gutter="0"/>
       <w:cols w:space="720"/>
       <w:docGrid w:linePitch="360"/>
     </w:sectPr>
@@ -743,7 +739,7 @@
         <w:color w:val="757575"/>
         <w:sz w:val="12"/>
       </w:rPr>
-      <w:t xml:space="preserve"> — HALAMAN 05 — FIHRIS — فِهْرِسُ مُجَرَّبَاتِ الشَّيْخِ الْبَشِيرِ — isi kitab saja</w:t>
+      <w:t xml:space="preserve"> — REVISI_HAL05_FIHRIS</w:t>
     </w:r>
   </w:p>
 </w:ftr>
@@ -762,7 +758,7 @@
         <w:color w:val="6D4C41"/>
         <w:sz w:val="13"/>
       </w:rPr>
-      <w:t>Anwār ash-Shaykh al-Bashīr — HALAMAN 05 — FIHRIS — فِهْرِسُ مُجَرَّبَاتِ الشَّيْخِ الْبَشِيرِ — arab • latin • Terjemahan</w:t>
+      <w:t>Anwār ash-Shaykh al-Bashīr — HALAMAN 05 — FIHRIS — فِهْرِسُ مُجَرَّبَاتِ الشَّيْخِ ا</w:t>
     </w:r>
   </w:p>
 </w:hdr>
@@ -1132,7 +1128,7 @@
     <w:qFormat/>
     <w:rsid w:val="00FC693F"/>
     <w:pPr>
-      <w:spacing w:after="80" w:line="259" w:lineRule="auto"/>
+      <w:spacing w:after="60" w:line="259" w:lineRule="auto"/>
     </w:pPr>
     <w:rPr>
       <w:rFonts w:ascii="Calibri" w:hAnsi="Calibri"/>
@@ -1195,7 +1191,7 @@
     <w:pPr>
       <w:keepNext/>
       <w:keepLines/>
-      <w:spacing w:before="120" w:after="60"/>
+      <w:spacing w:before="100" w:after="40"/>
       <w:outlineLvl w:val="0"/>
     </w:pPr>
     <w:rPr>
@@ -1203,7 +1199,7 @@
       <w:b/>
       <w:bCs/>
       <w:color w:val="1B5E20"/>
-      <w:sz w:val="32"/>
+      <w:sz w:val="30"/>
       <w:szCs w:val="28"/>
     </w:rPr>
   </w:style>
@@ -1219,7 +1215,7 @@
     <w:pPr>
       <w:keepNext/>
       <w:keepLines/>
-      <w:spacing w:before="120" w:after="60"/>
+      <w:spacing w:before="100" w:after="40"/>
       <w:outlineLvl w:val="1"/>
     </w:pPr>
     <w:rPr>
